--- a/downloads/teacher/04 Units/Unit 06 - Food Systems and Production - From Farm to Table/Assessment 06.3 - Unit 6 Test.docx
+++ b/downloads/teacher/04 Units/Unit 06 - Food Systems and Production - From Farm to Table/Assessment 06.3 - Unit 6 Test.docx
@@ -628,7 +628,7 @@
         <w:t xml:space="preserve"> </w:t>
       </w:r>
       <w:r>
-        <w:t xml:space="preserve">In the quick bread lab, all four batches used the same flour, the same liquid, the same pan, and the same oven temperature. Only the leavening changed: baking powder, baking soda, both, or neither. In that experiment, the leavening was the:</w:t>
+        <w:t xml:space="preserve">In the quick bread lab, all four batches used the same flour, the same liquid, the same pan, and the same oven temperature. Only the leavening changed: the usual baking powder, double baking powder, baking soda with no acid, or none at all. In that experiment, the leavening was the:</w:t>
       </w:r>
       <w:r>
         <w:t xml:space="preserve"> </w:t>
@@ -1426,16 +1426,7 @@
         <w:t xml:space="preserve"> </w:t>
       </w:r>
       <w:r>
-        <w:t xml:space="preserve">A grade 6 version omits items 19 and 20 and is scored out of 28.</w:t>
-      </w:r>
-      <w:r>
-        <w:t xml:space="preserve"> </w:t>
-      </w:r>
-      <w:r>
-        <w:rPr>
-          <w:rStyle w:val="TeacherNote"/>
-        </w:rPr>
-        <w:t xml:space="preserve">[Sal: or keep all twenty items and give the extra time in a support period.]</w:t>
+        <w:t xml:space="preserve">A grade 6 version omits items 19 and 20 and is scored out of 26.</w:t>
       </w:r>
     </w:p>
     <w:p>
@@ -3414,7 +3405,7 @@
         <w:pStyle w:val="BodyText"/>
       </w:pPr>
       <w:r>
-        <w:t xml:space="preserve">Coverage check: Topic 6.1 (where food comes from) items 1 to 5, 7, 8, 9, 13, 15; Topic 6.2 (preparation methods and science) items 6, 10, 11, 18; Topic 6.3 (the Feed the Class system) items 14, 16, 17, 19; Topic 6.4 (careers) item 12; item 20 pulls from all four.</w:t>
+        <w:t xml:space="preserve">Coverage check: Topic 6.1 (where food comes from) items 1 to 9, 13, 15; Topic 6.2 (preparation methods and science) items 10, 11, 18; Topic 6.3 (the Feed the Class system) items 14, 16, 17, 19; Topic 6.4 (careers) item 12; item 20 pulls from all four.</w:t>
       </w:r>
     </w:p>
     <w:p>
@@ -3497,36 +3488,6 @@
       </w:pPr>
       <w:r>
         <w:t xml:space="preserve">Do not pre-teach the test. The review game on Day 2 uses the same four topic piles and the room’s own walls, which is enough.</w:t>
-      </w:r>
-    </w:p>
-    <w:p>
-      <w:pPr>
-        <w:numPr>
-          <w:ilvl w:val="0"/>
-          <w:numId w:val="1009"/>
-        </w:numPr>
-        <w:pStyle w:val="Compact"/>
-      </w:pPr>
-      <w:r>
-        <w:rPr>
-          <w:rStyle w:val="TeacherNote"/>
-        </w:rPr>
-        <w:t xml:space="preserve">[Sal: swap item 15’s example responses for the ones your own community actually has. If your school’s neighborhood is a food desert by the USDA measure, say so and use the real nearest supermarket distance; that changes this item from a definition into a fact about their street.]</w:t>
-      </w:r>
-    </w:p>
-    <w:p>
-      <w:pPr>
-        <w:numPr>
-          <w:ilvl w:val="0"/>
-          <w:numId w:val="1009"/>
-        </w:numPr>
-        <w:pStyle w:val="Compact"/>
-      </w:pPr>
-      <w:r>
-        <w:rPr>
-          <w:rStyle w:val="TeacherNote"/>
-        </w:rPr>
-        <w:t xml:space="preserve">[Sal: prices in items 17 and 16 are your verified King Kullen prices from March 2026. Update them from this week’s circular and the key’s answers change with them; the method does not.]</w:t>
       </w:r>
     </w:p>
     <w:sectPr>
